--- a/docs/Database Project Report.docx
+++ b/docs/Database Project Report.docx
@@ -60,7 +60,7 @@
           <w:szCs w:val="24"/>
           <w:rtl w:val="0"/>
         </w:rPr>
-        <w:t xml:space="preserve"> </w:t>
+        <w:t xml:space="preserve"> 26/08/2026</w:t>
         <w:br w:type="textWrapping"/>
       </w:r>
       <w:r>
